--- a/output/tables/0_diseno_y_diagnostico/cuerpo/D2_Tabla_Descrip_Clus.docx
+++ b/output/tables/0_diseno_y_diagnostico/cuerpo/D2_Tabla_Descrip_Clus.docx
@@ -1,6 +1,6 @@
 
 <file path=word/document.xml><?xml version="1.0" encoding="utf-8"?>
-<w:document xmlns:w="http://schemas.openxmlformats.org/wordprocessingml/2006/main" xmlns:m="http://schemas.openxmlformats.org/officeDocument/2006/math" xmlns:w14="http://schemas.microsoft.com/office/word/2010/wordml" xmlns:r="http://schemas.openxmlformats.org/officeDocument/2006/relationships" xmlns:wp="http://schemas.openxmlformats.org/drawingml/2006/wordprocessingDrawing" xmlns:a="http://schemas.openxmlformats.org/drawingml/2006/main" xmlns:wp14="http://schemas.microsoft.com/office/word/2010/wordprocessingDrawing" xmlns:mc="http://schemas.openxmlformats.org/markup-compatibility/2006" xmlns:w15="http://schemas.microsoft.com/office/word/2012/wordml" xmlns:a14="http://schemas.microsoft.com/office/drawing/2010/main" xmlns:sl="http://schemas.openxmlformats.org/schemaLibrary/2006/main" xmlns:wne="http://schemas.microsoft.com/office/word/2006/wordml" xmlns:c="http://schemas.openxmlformats.org/drawingml/2006/chart" xmlns:cdr="http://schemas.openxmlformats.org/drawingml/2006/chartDrawing" xmlns:c14="http://schemas.microsoft.com/office/drawing/2007/8/2/chart" xmlns:dgm="http://schemas.openxmlformats.org/drawingml/2006/diagram" xmlns:pic="http://schemas.openxmlformats.org/drawingml/2006/picture" xmlns:xdr="http://schemas.openxmlformats.org/drawingml/2006/spreadsheetDrawing" xmlns:dsp="http://schemas.microsoft.com/office/drawing/2008/diagram" xmlns:xvml="urn:schemas-microsoft-com:office:excel" xmlns:o="urn:schemas-microsoft-com:office:office" xmlns:v="urn:schemas-microsoft-com:vml" xmlns:w10="urn:schemas-microsoft-com:office:word" xmlns:pvml="urn:schemas-microsoft-com:office:powerpoint" xmlns:cppr="http://schemas.microsoft.com/office/2006/coverPageProps" xmlns:odx="http://opendope.org/xpaths" xmlns:odc="http://opendope.org/conditions" xmlns:odq="http://opendope.org/questions" xmlns:oda="http://opendope.org/answers" xmlns:odi="http://opendope.org/components" xmlns:odgm="http://opendope.org/SmartArt/DataHierarchy" xmlns:b="http://schemas.openxmlformats.org/officeDocument/2006/bibliography" xmlns:msink="http://schemas.microsoft.com/ink/2010/main" xmlns:cdr14="http://schemas.microsoft.com/office/drawing/2010/chartDrawing" xmlns:c15="http://schemas.microsoft.com/office/drawing/2012/chart" xmlns:cs="http://schemas.microsoft.com/office/drawing/2012/chartStyle" xmlns:ns38="http://www.w3.org/1998/Math/MathML" xmlns:ns39="http://www.w3.org/2003/InkML" xmlns:a13cmd="http://schemas.microsoft.com/office/drawing/2013/main/command" xmlns:cx="http://schemas.microsoft.com/office/drawing/2014/chartex" xmlns:c16="http://schemas.microsoft.com/office/drawing/2014/chart" xmlns:dgm1611="http://schemas.microsoft.com/office/drawing/2016/11/diagram" xmlns:c173="http://schemas.microsoft.com/office/drawing/2017/03/chart" xmlns:am3d="http://schemas.microsoft.com/office/drawing/2017/model3d" xmlns:an18="http://schemas.microsoft.com/office/drawing/2018/animation" xmlns:anam3d="http://schemas.microsoft.com/office/drawing/2018/animation/model3d" xmlns:iact="http://schemas.microsoft.com/office/powerpoint/2014/inkAction" xmlns:thm15="http://schemas.microsoft.com/office/thememl/2012/main" xmlns:wps="http://schemas.microsoft.com/office/word/2010/wordprocessingShape" xmlns:wpc="http://schemas.microsoft.com/office/word/2010/wordprocessingCanvas" xmlns:wpg="http://schemas.microsoft.com/office/word/2010/wordprocessingGroup" xmlns:w16se="http://schemas.microsoft.com/office/word/2015/wordml/symex" xmlns:w16cid="http://schemas.microsoft.com/office/word/2016/wordml/cid" xmlns:wetp="http://schemas.microsoft.com/office/webextensions/taskpanes/2010/11" xmlns:we="http://schemas.microsoft.com/office/webextensions/webextension/2010/11" xmlns:comp="http://schemas.openxmlformats.org/drawingml/2006/compatibility" xmlns:lc="http://schemas.openxmlformats.org/drawingml/2006/lockedCanvas" xmlns:dgm14="http://schemas.microsoft.com/office/drawing/2010/diagram" xmlns:a15="http://schemas.microsoft.com/office/drawing/2012/main" xmlns:pic14="http://schemas.microsoft.com/office/drawing/2010/picture" xmlns:c16ac="http://schemas.microsoft.com/office/drawing/2014/chart/ac" xmlns:a16="http://schemas.microsoft.com/office/drawing/2014/main" xmlns:a1611="http://schemas.microsoft.com/office/drawing/2016/11/main" xmlns:dgm1612="http://schemas.microsoft.com/office/drawing/2016/12/diagram" xmlns:a16svg="http://schemas.microsoft.com/office/drawing/2016/SVG/main" xmlns:adec="http://schemas.microsoft.com/office/drawing/2017/decorative" xmlns:a18hc="http://schemas.microsoft.com/office/drawing/2018/hyperlinkcolor" xmlns:wp15="http://schemas.microsoft.com/office/word/2012/wordprocessingDrawing">
+<w:document xmlns:w="http://schemas.openxmlformats.org/wordprocessingml/2006/main" xmlns:w14="http://schemas.microsoft.com/office/word/2010/wordml" xmlns:m="http://schemas.openxmlformats.org/officeDocument/2006/math" xmlns:r="http://schemas.openxmlformats.org/officeDocument/2006/relationships" xmlns:wp="http://schemas.openxmlformats.org/drawingml/2006/wordprocessingDrawing" xmlns:a="http://schemas.openxmlformats.org/drawingml/2006/main" xmlns:wp14="http://schemas.microsoft.com/office/word/2010/wordprocessingDrawing" xmlns:w15="http://schemas.microsoft.com/office/word/2012/wordml" xmlns:mc="http://schemas.openxmlformats.org/markup-compatibility/2006" xmlns:a14="http://schemas.microsoft.com/office/drawing/2010/main" xmlns:sl="http://schemas.openxmlformats.org/schemaLibrary/2006/main" xmlns:wne="http://schemas.microsoft.com/office/word/2006/wordml" xmlns:c="http://schemas.openxmlformats.org/drawingml/2006/chart" xmlns:cdr="http://schemas.openxmlformats.org/drawingml/2006/chartDrawing" xmlns:c14="http://schemas.microsoft.com/office/drawing/2007/8/2/chart" xmlns:dgm="http://schemas.openxmlformats.org/drawingml/2006/diagram" xmlns:pic="http://schemas.openxmlformats.org/drawingml/2006/picture" xmlns:xdr="http://schemas.openxmlformats.org/drawingml/2006/spreadsheetDrawing" xmlns:dsp="http://schemas.microsoft.com/office/drawing/2008/diagram" xmlns:xvml="urn:schemas-microsoft-com:office:excel" xmlns:o="urn:schemas-microsoft-com:office:office" xmlns:v="urn:schemas-microsoft-com:vml" xmlns:w10="urn:schemas-microsoft-com:office:word" xmlns:pvml="urn:schemas-microsoft-com:office:powerpoint" xmlns:cppr="http://schemas.microsoft.com/office/2006/coverPageProps" xmlns:odx="http://opendope.org/xpaths" xmlns:odc="http://opendope.org/conditions" xmlns:odq="http://opendope.org/questions" xmlns:oda="http://opendope.org/answers" xmlns:odi="http://opendope.org/components" xmlns:odgm="http://opendope.org/SmartArt/DataHierarchy" xmlns:b="http://schemas.openxmlformats.org/officeDocument/2006/bibliography" xmlns:msink="http://schemas.microsoft.com/ink/2010/main" xmlns:cdr14="http://schemas.microsoft.com/office/drawing/2010/chartDrawing" xmlns:c15="http://schemas.microsoft.com/office/drawing/2012/chart" xmlns:cs="http://schemas.microsoft.com/office/drawing/2012/chartStyle" xmlns:ns38="http://www.w3.org/1998/Math/MathML" xmlns:ns39="http://www.w3.org/2003/InkML" xmlns:a13cmd="http://schemas.microsoft.com/office/drawing/2013/main/command" xmlns:cx="http://schemas.microsoft.com/office/drawing/2014/chartex" xmlns:c16="http://schemas.microsoft.com/office/drawing/2014/chart" xmlns:dgm1611="http://schemas.microsoft.com/office/drawing/2016/11/diagram" xmlns:c173="http://schemas.microsoft.com/office/drawing/2017/03/chart" xmlns:am3d="http://schemas.microsoft.com/office/drawing/2017/model3d" xmlns:an18="http://schemas.microsoft.com/office/drawing/2018/animation" xmlns:anam3d="http://schemas.microsoft.com/office/drawing/2018/animation/model3d" xmlns:iact="http://schemas.microsoft.com/office/powerpoint/2014/inkAction" xmlns:thm15="http://schemas.microsoft.com/office/thememl/2012/main" xmlns:wps="http://schemas.microsoft.com/office/word/2010/wordprocessingShape" xmlns:wpc="http://schemas.microsoft.com/office/word/2010/wordprocessingCanvas" xmlns:wpg="http://schemas.microsoft.com/office/word/2010/wordprocessingGroup" xmlns:w16se="http://schemas.microsoft.com/office/word/2015/wordml/symex" xmlns:w16cid="http://schemas.microsoft.com/office/word/2016/wordml/cid" xmlns:wetp="http://schemas.microsoft.com/office/webextensions/taskpanes/2010/11" xmlns:we="http://schemas.microsoft.com/office/webextensions/webextension/2010/11" xmlns:comp="http://schemas.openxmlformats.org/drawingml/2006/compatibility" xmlns:lc="http://schemas.openxmlformats.org/drawingml/2006/lockedCanvas" xmlns:dgm14="http://schemas.microsoft.com/office/drawing/2010/diagram" xmlns:a15="http://schemas.microsoft.com/office/drawing/2012/main" xmlns:pic14="http://schemas.microsoft.com/office/drawing/2010/picture" xmlns:c16ac="http://schemas.microsoft.com/office/drawing/2014/chart/ac" xmlns:a16="http://schemas.microsoft.com/office/drawing/2014/main" xmlns:a1611="http://schemas.microsoft.com/office/drawing/2016/11/main" xmlns:dgm1612="http://schemas.microsoft.com/office/drawing/2016/12/diagram" xmlns:a16svg="http://schemas.microsoft.com/office/drawing/2016/SVG/main" xmlns:adec="http://schemas.microsoft.com/office/drawing/2017/decorative" xmlns:a18hc="http://schemas.microsoft.com/office/drawing/2018/hyperlinkcolor" xmlns:wp15="http://schemas.microsoft.com/office/word/2012/wordprocessingDrawing">
   <w:body>
     <w:tbl>
       <w:tblPr>
@@ -157,7 +157,7 @@
                 <w:rFonts w:ascii="Roboto" w:hAnsi="Roboto" w:eastAsia="Roboto" w:cs="Roboto"/>
                 <w:sz w:val="20"/>
               </w:rPr>
-              <w:t xml:space="preserve">63</w:t>
+              <w:t xml:space="preserve">57</w:t>
             </w:r>
           </w:p>
         </w:tc>
@@ -178,7 +178,7 @@
                 <w:rFonts w:ascii="Roboto" w:hAnsi="Roboto" w:eastAsia="Roboto" w:cs="Roboto"/>
                 <w:sz w:val="20"/>
               </w:rPr>
-              <w:t xml:space="preserve">65</w:t>
+              <w:t xml:space="preserve">61</w:t>
             </w:r>
           </w:p>
         </w:tc>
@@ -240,28 +240,28 @@
                 <w:rFonts w:ascii="Roboto" w:hAnsi="Roboto" w:eastAsia="Roboto" w:cs="Roboto"/>
                 <w:sz w:val="20"/>
               </w:rPr>
+              <w:t xml:space="preserve">17</w:t>
+            </w:r>
+          </w:p>
+        </w:tc>
+        <w:tc>
+          <w:tcPr>
+            <w:tcW w:w="3120" w:type="dxa"/>
+          </w:tcPr>
+          <w:p>
+            <w:pPr>
+              <w:spacing w:after="0"/>
+              <w:jc w:val="center"/>
+            </w:pPr>
+            <w:r>
+              <w:rPr>
+                <w:rFonts w:ascii="Roboto" w:hAnsi="Roboto" w:eastAsia="Roboto" w:cs="Roboto"/>
+                <w:sz w:val="20"/>
+              </w:rPr>
               <w:t xml:space="preserve">20</w:t>
             </w:r>
           </w:p>
         </w:tc>
-        <w:tc>
-          <w:tcPr>
-            <w:tcW w:w="3120" w:type="dxa"/>
-          </w:tcPr>
-          <w:p>
-            <w:pPr>
-              <w:spacing w:after="0"/>
-              <w:jc w:val="center"/>
-            </w:pPr>
-            <w:r>
-              <w:rPr>
-                <w:rFonts w:ascii="Roboto" w:hAnsi="Roboto" w:eastAsia="Roboto" w:cs="Roboto"/>
-                <w:sz w:val="20"/>
-              </w:rPr>
-              <w:t xml:space="preserve">20</w:t>
-            </w:r>
-          </w:p>
-        </w:tc>
       </w:tr>
       <w:tr>
         <w:tc>
@@ -296,81 +296,81 @@
                 <w:rFonts w:ascii="Roboto" w:hAnsi="Roboto" w:eastAsia="Roboto" w:cs="Roboto"/>
                 <w:sz w:val="20"/>
               </w:rPr>
+              <w:t xml:space="preserve">19</w:t>
+            </w:r>
+          </w:p>
+        </w:tc>
+        <w:tc>
+          <w:tcPr>
+            <w:tcW w:w="3120" w:type="dxa"/>
+          </w:tcPr>
+          <w:p>
+            <w:pPr>
+              <w:spacing w:after="0"/>
+              <w:jc w:val="center"/>
+            </w:pPr>
+            <w:r>
+              <w:rPr>
+                <w:rFonts w:ascii="Roboto" w:hAnsi="Roboto" w:eastAsia="Roboto" w:cs="Roboto"/>
+                <w:sz w:val="20"/>
+              </w:rPr>
+              <w:t xml:space="preserve">19</w:t>
+            </w:r>
+          </w:p>
+        </w:tc>
+      </w:tr>
+      <w:tr>
+        <w:tc>
+          <w:tcPr>
+            <w:tcW w:w="3120" w:type="dxa"/>
+          </w:tcPr>
+          <w:p>
+            <w:pPr>
+              <w:spacing w:after="0"/>
+              <w:jc w:val="left"/>
+            </w:pPr>
+            <w:r>
+              <w:rPr>
+                <w:rFonts w:ascii="Roboto" w:hAnsi="Roboto" w:eastAsia="Roboto" w:cs="Roboto"/>
+                <w:sz w:val="20"/>
+              </w:rPr>
+              <w:t xml:space="preserve">    Plátano</w:t>
+            </w:r>
+          </w:p>
+        </w:tc>
+        <w:tc>
+          <w:tcPr>
+            <w:tcW w:w="3120" w:type="dxa"/>
+          </w:tcPr>
+          <w:p>
+            <w:pPr>
+              <w:spacing w:after="0"/>
+              <w:jc w:val="center"/>
+            </w:pPr>
+            <w:r>
+              <w:rPr>
+                <w:rFonts w:ascii="Roboto" w:hAnsi="Roboto" w:eastAsia="Roboto" w:cs="Roboto"/>
+                <w:sz w:val="20"/>
+              </w:rPr>
+              <w:t xml:space="preserve">21</w:t>
+            </w:r>
+          </w:p>
+        </w:tc>
+        <w:tc>
+          <w:tcPr>
+            <w:tcW w:w="3120" w:type="dxa"/>
+          </w:tcPr>
+          <w:p>
+            <w:pPr>
+              <w:spacing w:after="0"/>
+              <w:jc w:val="center"/>
+            </w:pPr>
+            <w:r>
+              <w:rPr>
+                <w:rFonts w:ascii="Roboto" w:hAnsi="Roboto" w:eastAsia="Roboto" w:cs="Roboto"/>
+                <w:sz w:val="20"/>
+              </w:rPr>
               <w:t xml:space="preserve">22</w:t>
-            </w:r>
-          </w:p>
-        </w:tc>
-        <w:tc>
-          <w:tcPr>
-            <w:tcW w:w="3120" w:type="dxa"/>
-          </w:tcPr>
-          <w:p>
-            <w:pPr>
-              <w:spacing w:after="0"/>
-              <w:jc w:val="center"/>
-            </w:pPr>
-            <w:r>
-              <w:rPr>
-                <w:rFonts w:ascii="Roboto" w:hAnsi="Roboto" w:eastAsia="Roboto" w:cs="Roboto"/>
-                <w:sz w:val="20"/>
-              </w:rPr>
-              <w:t xml:space="preserve">22</w:t>
-            </w:r>
-          </w:p>
-        </w:tc>
-      </w:tr>
-      <w:tr>
-        <w:tc>
-          <w:tcPr>
-            <w:tcW w:w="3120" w:type="dxa"/>
-          </w:tcPr>
-          <w:p>
-            <w:pPr>
-              <w:spacing w:after="0"/>
-              <w:jc w:val="left"/>
-            </w:pPr>
-            <w:r>
-              <w:rPr>
-                <w:rFonts w:ascii="Roboto" w:hAnsi="Roboto" w:eastAsia="Roboto" w:cs="Roboto"/>
-                <w:sz w:val="20"/>
-              </w:rPr>
-              <w:t xml:space="preserve">    Plátano</w:t>
-            </w:r>
-          </w:p>
-        </w:tc>
-        <w:tc>
-          <w:tcPr>
-            <w:tcW w:w="3120" w:type="dxa"/>
-          </w:tcPr>
-          <w:p>
-            <w:pPr>
-              <w:spacing w:after="0"/>
-              <w:jc w:val="center"/>
-            </w:pPr>
-            <w:r>
-              <w:rPr>
-                <w:rFonts w:ascii="Roboto" w:hAnsi="Roboto" w:eastAsia="Roboto" w:cs="Roboto"/>
-                <w:sz w:val="20"/>
-              </w:rPr>
-              <w:t xml:space="preserve">21</w:t>
-            </w:r>
-          </w:p>
-        </w:tc>
-        <w:tc>
-          <w:tcPr>
-            <w:tcW w:w="3120" w:type="dxa"/>
-          </w:tcPr>
-          <w:p>
-            <w:pPr>
-              <w:spacing w:after="0"/>
-              <w:jc w:val="center"/>
-            </w:pPr>
-            <w:r>
-              <w:rPr>
-                <w:rFonts w:ascii="Roboto" w:hAnsi="Roboto" w:eastAsia="Roboto" w:cs="Roboto"/>
-                <w:sz w:val="20"/>
-              </w:rPr>
-              <w:t xml:space="preserve">23</w:t>
             </w:r>
           </w:p>
         </w:tc>
@@ -433,7 +433,7 @@
                 <w:rFonts w:ascii="Roboto" w:hAnsi="Roboto" w:eastAsia="Roboto" w:cs="Roboto"/>
                 <w:sz w:val="20"/>
               </w:rPr>
-              <w:t xml:space="preserve">0.167</w:t>
+              <w:t xml:space="preserve">0.095</w:t>
             </w:r>
           </w:p>
         </w:tc>
@@ -472,7 +472,7 @@
                 <w:rFonts w:ascii="Roboto" w:hAnsi="Roboto" w:eastAsia="Roboto" w:cs="Roboto"/>
                 <w:sz w:val="20"/>
               </w:rPr>
-              <w:t xml:space="preserve">0.067</w:t>
+              <w:t xml:space="preserve">0.077</w:t>
             </w:r>
           </w:p>
         </w:tc>
@@ -511,7 +511,7 @@
                 <w:rFonts w:ascii="Roboto" w:hAnsi="Roboto" w:eastAsia="Roboto" w:cs="Roboto"/>
                 <w:sz w:val="20"/>
               </w:rPr>
-              <w:t xml:space="preserve">0.055</w:t>
+              <w:t xml:space="preserve">0.037</w:t>
             </w:r>
           </w:p>
         </w:tc>
@@ -550,7 +550,7 @@
                 <w:rFonts w:ascii="Roboto" w:hAnsi="Roboto" w:eastAsia="Roboto" w:cs="Roboto"/>
                 <w:sz w:val="20"/>
               </w:rPr>
-              <w:t xml:space="preserve">0.126</w:t>
+              <w:t xml:space="preserve">0.062</w:t>
             </w:r>
           </w:p>
         </w:tc>
@@ -628,7 +628,7 @@
                 <w:rFonts w:ascii="Roboto" w:hAnsi="Roboto" w:eastAsia="Roboto" w:cs="Roboto"/>
                 <w:sz w:val="20"/>
               </w:rPr>
-              <w:t xml:space="preserve">0.612</w:t>
+              <w:t xml:space="preserve">0.670</w:t>
             </w:r>
           </w:p>
         </w:tc>
@@ -667,7 +667,7 @@
                 <w:rFonts w:ascii="Roboto" w:hAnsi="Roboto" w:eastAsia="Roboto" w:cs="Roboto"/>
                 <w:sz w:val="20"/>
               </w:rPr>
-              <w:t xml:space="preserve">0.227</w:t>
+              <w:t xml:space="preserve">0.241</w:t>
             </w:r>
           </w:p>
         </w:tc>
@@ -706,7 +706,7 @@
                 <w:rFonts w:ascii="Roboto" w:hAnsi="Roboto" w:eastAsia="Roboto" w:cs="Roboto"/>
                 <w:sz w:val="20"/>
               </w:rPr>
-              <w:t xml:space="preserve">0.111</w:t>
+              <w:t xml:space="preserve">0.085</w:t>
             </w:r>
           </w:p>
         </w:tc>
@@ -745,7 +745,7 @@
                 <w:rFonts w:ascii="Roboto" w:hAnsi="Roboto" w:eastAsia="Roboto" w:cs="Roboto"/>
                 <w:sz w:val="20"/>
               </w:rPr>
-              <w:t xml:space="preserve">0.599</w:t>
+              <w:t xml:space="preserve">0.649</w:t>
             </w:r>
           </w:p>
         </w:tc>
@@ -784,7 +784,7 @@
                 <w:rFonts w:ascii="Roboto" w:hAnsi="Roboto" w:eastAsia="Roboto" w:cs="Roboto"/>
                 <w:sz w:val="20"/>
               </w:rPr>
-              <w:t xml:space="preserve">0.227</w:t>
+              <w:t xml:space="preserve">0.241</w:t>
             </w:r>
           </w:p>
         </w:tc>
@@ -829,7 +829,7 @@
                 <w:rFonts w:ascii="Roboto" w:hAnsi="Roboto" w:eastAsia="Roboto" w:cs="Roboto"/>
                 <w:sz w:val="20"/>
               </w:rPr>
-              <w:t xml:space="preserve">0.230</w:t>
+              <w:t xml:space="preserve">0.277</w:t>
             </w:r>
           </w:p>
         </w:tc>
@@ -855,39 +855,7 @@
                 <w:i w:val="true"/>
                 <w:sz w:val="18"/>
               </w:rPr>
-              <w:t xml:space="preserve">Notas: El panel superior reporta el número de centros poblados (clústeres) por brazo y por cultivo a evaluar. El panel inferior reporta </w:t>
-            </w:r>
-            <w:r>
-              <w:rPr>
-                <w:rFonts w:ascii="Roboto" w:hAnsi="Roboto" w:eastAsia="Roboto" w:cs="Roboto"/>
-                <w:i w:val="true"/>
-                <w:sz w:val="18"/>
-              </w:rPr>
-              <w:t xml:space="preserve">el coeficiente de correlación intraclúster (ICC) estimado con un modelo</w:t>
-            </w:r>
-            <w:r>
-              <w:rPr>
-                <w:rFonts w:ascii="Roboto" w:hAnsi="Roboto" w:eastAsia="Roboto" w:cs="Roboto"/>
-                <w:i w:val="true"/>
-                <w:sz w:val="18"/>
-              </w:rPr>
-              <w:t xml:space="preserve"> lineal de efectos aleatorios a nivel de centro poblado </w:t>
-            </w:r>
-            <w:r>
-              <w:rPr>
-                <w:rFonts w:ascii="Roboto" w:hAnsi="Roboto" w:eastAsia="Roboto" w:cs="Roboto"/>
-                <w:i w:val="true"/>
-                <w:sz w:val="18"/>
-              </w:rPr>
-              <w:t xml:space="preserve">sobre la muestra analítica en línea base (definida en la Figura 4.2-1). Las variables de resultado principales corresponden a la versión ENA</w:t>
-            </w:r>
-            <w:r>
-              <w:rPr>
-                <w:rFonts w:ascii="Roboto" w:hAnsi="Roboto" w:eastAsia="Roboto" w:cs="Roboto"/>
-                <w:i w:val="true"/>
-                <w:sz w:val="18"/>
-              </w:rPr>
-              <w:t xml:space="preserve">.</w:t>
+              <w:t xml:space="preserve">Notas: El panel superior reporta el número de centros poblados (clústeres) por brazo y por cultivo a evaluar. El panel inferior reporta el coeficiente de correlación intraclúster (ICC) estimado con un modelo lineal de efectos aleatorios a nivel de centro poblado sobre la panel balanceado en línea base (los productores con observación en ambas rondas; ver Figura 4.2-1). Las variables de resultado principales corresponden a la versión ENA.</w:t>
             </w:r>
           </w:p>
         </w:tc>
@@ -907,7 +875,7 @@
 </file>
 
 <file path=word/styles.xml><?xml version="1.0" encoding="utf-8"?>
-<w:styles xmlns:w="http://schemas.openxmlformats.org/wordprocessingml/2006/main" xmlns:m="http://schemas.openxmlformats.org/officeDocument/2006/math" xmlns:w14="http://schemas.microsoft.com/office/word/2010/wordml" xmlns:r="http://schemas.openxmlformats.org/officeDocument/2006/relationships" xmlns:wp="http://schemas.openxmlformats.org/drawingml/2006/wordprocessingDrawing" xmlns:a="http://schemas.openxmlformats.org/drawingml/2006/main" xmlns:wp14="http://schemas.microsoft.com/office/word/2010/wordprocessingDrawing" xmlns:mc="http://schemas.openxmlformats.org/markup-compatibility/2006" xmlns:w15="http://schemas.microsoft.com/office/word/2012/wordml" xmlns:a14="http://schemas.microsoft.com/office/drawing/2010/main" xmlns:sl="http://schemas.openxmlformats.org/schemaLibrary/2006/main" xmlns:wne="http://schemas.microsoft.com/office/word/2006/wordml" xmlns:c="http://schemas.openxmlformats.org/drawingml/2006/chart" xmlns:cdr="http://schemas.openxmlformats.org/drawingml/2006/chartDrawing" xmlns:c14="http://schemas.microsoft.com/office/drawing/2007/8/2/chart" xmlns:dgm="http://schemas.openxmlformats.org/drawingml/2006/diagram" xmlns:pic="http://schemas.openxmlformats.org/drawingml/2006/picture" xmlns:xdr="http://schemas.openxmlformats.org/drawingml/2006/spreadsheetDrawing" xmlns:dsp="http://schemas.microsoft.com/office/drawing/2008/diagram" xmlns:xvml="urn:schemas-microsoft-com:office:excel" xmlns:o="urn:schemas-microsoft-com:office:office" xmlns:v="urn:schemas-microsoft-com:vml" xmlns:w10="urn:schemas-microsoft-com:office:word" xmlns:pvml="urn:schemas-microsoft-com:office:powerpoint" xmlns:cppr="http://schemas.microsoft.com/office/2006/coverPageProps" xmlns:odx="http://opendope.org/xpaths" xmlns:odc="http://opendope.org/conditions" xmlns:odq="http://opendope.org/questions" xmlns:oda="http://opendope.org/answers" xmlns:odi="http://opendope.org/components" xmlns:odgm="http://opendope.org/SmartArt/DataHierarchy" xmlns:b="http://schemas.openxmlformats.org/officeDocument/2006/bibliography" xmlns:msink="http://schemas.microsoft.com/ink/2010/main" xmlns:cdr14="http://schemas.microsoft.com/office/drawing/2010/chartDrawing" xmlns:c15="http://schemas.microsoft.com/office/drawing/2012/chart" xmlns:cs="http://schemas.microsoft.com/office/drawing/2012/chartStyle" xmlns:ns38="http://www.w3.org/1998/Math/MathML" xmlns:ns39="http://www.w3.org/2003/InkML" xmlns:a13cmd="http://schemas.microsoft.com/office/drawing/2013/main/command" xmlns:cx="http://schemas.microsoft.com/office/drawing/2014/chartex" xmlns:c16="http://schemas.microsoft.com/office/drawing/2014/chart" xmlns:dgm1611="http://schemas.microsoft.com/office/drawing/2016/11/diagram" xmlns:c173="http://schemas.microsoft.com/office/drawing/2017/03/chart" xmlns:am3d="http://schemas.microsoft.com/office/drawing/2017/model3d" xmlns:an18="http://schemas.microsoft.com/office/drawing/2018/animation" xmlns:anam3d="http://schemas.microsoft.com/office/drawing/2018/animation/model3d" xmlns:iact="http://schemas.microsoft.com/office/powerpoint/2014/inkAction" xmlns:thm15="http://schemas.microsoft.com/office/thememl/2012/main" xmlns:wps="http://schemas.microsoft.com/office/word/2010/wordprocessingShape" xmlns:wpc="http://schemas.microsoft.com/office/word/2010/wordprocessingCanvas" xmlns:wpg="http://schemas.microsoft.com/office/word/2010/wordprocessingGroup" xmlns:w16se="http://schemas.microsoft.com/office/word/2015/wordml/symex" xmlns:w16cid="http://schemas.microsoft.com/office/word/2016/wordml/cid" xmlns:wetp="http://schemas.microsoft.com/office/webextensions/taskpanes/2010/11" xmlns:we="http://schemas.microsoft.com/office/webextensions/webextension/2010/11" xmlns:comp="http://schemas.openxmlformats.org/drawingml/2006/compatibility" xmlns:lc="http://schemas.openxmlformats.org/drawingml/2006/lockedCanvas" xmlns:dgm14="http://schemas.microsoft.com/office/drawing/2010/diagram" xmlns:a15="http://schemas.microsoft.com/office/drawing/2012/main" xmlns:pic14="http://schemas.microsoft.com/office/drawing/2010/picture" xmlns:c16ac="http://schemas.microsoft.com/office/drawing/2014/chart/ac" xmlns:a16="http://schemas.microsoft.com/office/drawing/2014/main" xmlns:a1611="http://schemas.microsoft.com/office/drawing/2016/11/main" xmlns:dgm1612="http://schemas.microsoft.com/office/drawing/2016/12/diagram" xmlns:a16svg="http://schemas.microsoft.com/office/drawing/2016/SVG/main" xmlns:adec="http://schemas.microsoft.com/office/drawing/2017/decorative" xmlns:a18hc="http://schemas.microsoft.com/office/drawing/2018/hyperlinkcolor" xmlns:wp15="http://schemas.microsoft.com/office/word/2012/wordprocessingDrawing">
+<w:styles xmlns:w="http://schemas.openxmlformats.org/wordprocessingml/2006/main" xmlns:w14="http://schemas.microsoft.com/office/word/2010/wordml" xmlns:m="http://schemas.openxmlformats.org/officeDocument/2006/math" xmlns:r="http://schemas.openxmlformats.org/officeDocument/2006/relationships" xmlns:wp="http://schemas.openxmlformats.org/drawingml/2006/wordprocessingDrawing" xmlns:a="http://schemas.openxmlformats.org/drawingml/2006/main" xmlns:wp14="http://schemas.microsoft.com/office/word/2010/wordprocessingDrawing" xmlns:w15="http://schemas.microsoft.com/office/word/2012/wordml" xmlns:mc="http://schemas.openxmlformats.org/markup-compatibility/2006" xmlns:a14="http://schemas.microsoft.com/office/drawing/2010/main" xmlns:sl="http://schemas.openxmlformats.org/schemaLibrary/2006/main" xmlns:wne="http://schemas.microsoft.com/office/word/2006/wordml" xmlns:c="http://schemas.openxmlformats.org/drawingml/2006/chart" xmlns:cdr="http://schemas.openxmlformats.org/drawingml/2006/chartDrawing" xmlns:c14="http://schemas.microsoft.com/office/drawing/2007/8/2/chart" xmlns:dgm="http://schemas.openxmlformats.org/drawingml/2006/diagram" xmlns:pic="http://schemas.openxmlformats.org/drawingml/2006/picture" xmlns:xdr="http://schemas.openxmlformats.org/drawingml/2006/spreadsheetDrawing" xmlns:dsp="http://schemas.microsoft.com/office/drawing/2008/diagram" xmlns:xvml="urn:schemas-microsoft-com:office:excel" xmlns:o="urn:schemas-microsoft-com:office:office" xmlns:v="urn:schemas-microsoft-com:vml" xmlns:w10="urn:schemas-microsoft-com:office:word" xmlns:pvml="urn:schemas-microsoft-com:office:powerpoint" xmlns:cppr="http://schemas.microsoft.com/office/2006/coverPageProps" xmlns:odx="http://opendope.org/xpaths" xmlns:odc="http://opendope.org/conditions" xmlns:odq="http://opendope.org/questions" xmlns:oda="http://opendope.org/answers" xmlns:odi="http://opendope.org/components" xmlns:odgm="http://opendope.org/SmartArt/DataHierarchy" xmlns:b="http://schemas.openxmlformats.org/officeDocument/2006/bibliography" xmlns:msink="http://schemas.microsoft.com/ink/2010/main" xmlns:cdr14="http://schemas.microsoft.com/office/drawing/2010/chartDrawing" xmlns:c15="http://schemas.microsoft.com/office/drawing/2012/chart" xmlns:cs="http://schemas.microsoft.com/office/drawing/2012/chartStyle" xmlns:ns38="http://www.w3.org/1998/Math/MathML" xmlns:ns39="http://www.w3.org/2003/InkML" xmlns:a13cmd="http://schemas.microsoft.com/office/drawing/2013/main/command" xmlns:cx="http://schemas.microsoft.com/office/drawing/2014/chartex" xmlns:c16="http://schemas.microsoft.com/office/drawing/2014/chart" xmlns:dgm1611="http://schemas.microsoft.com/office/drawing/2016/11/diagram" xmlns:c173="http://schemas.microsoft.com/office/drawing/2017/03/chart" xmlns:am3d="http://schemas.microsoft.com/office/drawing/2017/model3d" xmlns:an18="http://schemas.microsoft.com/office/drawing/2018/animation" xmlns:anam3d="http://schemas.microsoft.com/office/drawing/2018/animation/model3d" xmlns:iact="http://schemas.microsoft.com/office/powerpoint/2014/inkAction" xmlns:thm15="http://schemas.microsoft.com/office/thememl/2012/main" xmlns:wps="http://schemas.microsoft.com/office/word/2010/wordprocessingShape" xmlns:wpc="http://schemas.microsoft.com/office/word/2010/wordprocessingCanvas" xmlns:wpg="http://schemas.microsoft.com/office/word/2010/wordprocessingGroup" xmlns:w16se="http://schemas.microsoft.com/office/word/2015/wordml/symex" xmlns:w16cid="http://schemas.microsoft.com/office/word/2016/wordml/cid" xmlns:wetp="http://schemas.microsoft.com/office/webextensions/taskpanes/2010/11" xmlns:we="http://schemas.microsoft.com/office/webextensions/webextension/2010/11" xmlns:comp="http://schemas.openxmlformats.org/drawingml/2006/compatibility" xmlns:lc="http://schemas.openxmlformats.org/drawingml/2006/lockedCanvas" xmlns:dgm14="http://schemas.microsoft.com/office/drawing/2010/diagram" xmlns:a15="http://schemas.microsoft.com/office/drawing/2012/main" xmlns:pic14="http://schemas.microsoft.com/office/drawing/2010/picture" xmlns:c16ac="http://schemas.microsoft.com/office/drawing/2014/chart/ac" xmlns:a16="http://schemas.microsoft.com/office/drawing/2014/main" xmlns:a1611="http://schemas.microsoft.com/office/drawing/2016/11/main" xmlns:dgm1612="http://schemas.microsoft.com/office/drawing/2016/12/diagram" xmlns:a16svg="http://schemas.microsoft.com/office/drawing/2016/SVG/main" xmlns:adec="http://schemas.microsoft.com/office/drawing/2017/decorative" xmlns:a18hc="http://schemas.microsoft.com/office/drawing/2018/hyperlinkcolor" xmlns:wp15="http://schemas.microsoft.com/office/word/2012/wordprocessingDrawing">
   <w:docDefaults>
     <w:rPrDefault>
       <w:rPr>

--- a/output/tables/0_diseno_y_diagnostico/cuerpo/D2_Tabla_Descrip_Clus.docx
+++ b/output/tables/0_diseno_y_diagnostico/cuerpo/D2_Tabla_Descrip_Clus.docx
@@ -1,6 +1,6 @@
 
 <file path=word/document.xml><?xml version="1.0" encoding="utf-8"?>
-<w:document xmlns:w="http://schemas.openxmlformats.org/wordprocessingml/2006/main" xmlns:w14="http://schemas.microsoft.com/office/word/2010/wordml" xmlns:m="http://schemas.openxmlformats.org/officeDocument/2006/math" xmlns:r="http://schemas.openxmlformats.org/officeDocument/2006/relationships" xmlns:wp="http://schemas.openxmlformats.org/drawingml/2006/wordprocessingDrawing" xmlns:a="http://schemas.openxmlformats.org/drawingml/2006/main" xmlns:wp14="http://schemas.microsoft.com/office/word/2010/wordprocessingDrawing" xmlns:w15="http://schemas.microsoft.com/office/word/2012/wordml" xmlns:mc="http://schemas.openxmlformats.org/markup-compatibility/2006" xmlns:a14="http://schemas.microsoft.com/office/drawing/2010/main" xmlns:sl="http://schemas.openxmlformats.org/schemaLibrary/2006/main" xmlns:wne="http://schemas.microsoft.com/office/word/2006/wordml" xmlns:c="http://schemas.openxmlformats.org/drawingml/2006/chart" xmlns:cdr="http://schemas.openxmlformats.org/drawingml/2006/chartDrawing" xmlns:c14="http://schemas.microsoft.com/office/drawing/2007/8/2/chart" xmlns:dgm="http://schemas.openxmlformats.org/drawingml/2006/diagram" xmlns:pic="http://schemas.openxmlformats.org/drawingml/2006/picture" xmlns:xdr="http://schemas.openxmlformats.org/drawingml/2006/spreadsheetDrawing" xmlns:dsp="http://schemas.microsoft.com/office/drawing/2008/diagram" xmlns:xvml="urn:schemas-microsoft-com:office:excel" xmlns:o="urn:schemas-microsoft-com:office:office" xmlns:v="urn:schemas-microsoft-com:vml" xmlns:w10="urn:schemas-microsoft-com:office:word" xmlns:pvml="urn:schemas-microsoft-com:office:powerpoint" xmlns:cppr="http://schemas.microsoft.com/office/2006/coverPageProps" xmlns:odx="http://opendope.org/xpaths" xmlns:odc="http://opendope.org/conditions" xmlns:odq="http://opendope.org/questions" xmlns:oda="http://opendope.org/answers" xmlns:odi="http://opendope.org/components" xmlns:odgm="http://opendope.org/SmartArt/DataHierarchy" xmlns:b="http://schemas.openxmlformats.org/officeDocument/2006/bibliography" xmlns:msink="http://schemas.microsoft.com/ink/2010/main" xmlns:cdr14="http://schemas.microsoft.com/office/drawing/2010/chartDrawing" xmlns:c15="http://schemas.microsoft.com/office/drawing/2012/chart" xmlns:cs="http://schemas.microsoft.com/office/drawing/2012/chartStyle" xmlns:ns38="http://www.w3.org/1998/Math/MathML" xmlns:ns39="http://www.w3.org/2003/InkML" xmlns:a13cmd="http://schemas.microsoft.com/office/drawing/2013/main/command" xmlns:cx="http://schemas.microsoft.com/office/drawing/2014/chartex" xmlns:c16="http://schemas.microsoft.com/office/drawing/2014/chart" xmlns:dgm1611="http://schemas.microsoft.com/office/drawing/2016/11/diagram" xmlns:c173="http://schemas.microsoft.com/office/drawing/2017/03/chart" xmlns:am3d="http://schemas.microsoft.com/office/drawing/2017/model3d" xmlns:an18="http://schemas.microsoft.com/office/drawing/2018/animation" xmlns:anam3d="http://schemas.microsoft.com/office/drawing/2018/animation/model3d" xmlns:iact="http://schemas.microsoft.com/office/powerpoint/2014/inkAction" xmlns:thm15="http://schemas.microsoft.com/office/thememl/2012/main" xmlns:wps="http://schemas.microsoft.com/office/word/2010/wordprocessingShape" xmlns:wpc="http://schemas.microsoft.com/office/word/2010/wordprocessingCanvas" xmlns:wpg="http://schemas.microsoft.com/office/word/2010/wordprocessingGroup" xmlns:w16se="http://schemas.microsoft.com/office/word/2015/wordml/symex" xmlns:w16cid="http://schemas.microsoft.com/office/word/2016/wordml/cid" xmlns:wetp="http://schemas.microsoft.com/office/webextensions/taskpanes/2010/11" xmlns:we="http://schemas.microsoft.com/office/webextensions/webextension/2010/11" xmlns:comp="http://schemas.openxmlformats.org/drawingml/2006/compatibility" xmlns:lc="http://schemas.openxmlformats.org/drawingml/2006/lockedCanvas" xmlns:dgm14="http://schemas.microsoft.com/office/drawing/2010/diagram" xmlns:a15="http://schemas.microsoft.com/office/drawing/2012/main" xmlns:pic14="http://schemas.microsoft.com/office/drawing/2010/picture" xmlns:c16ac="http://schemas.microsoft.com/office/drawing/2014/chart/ac" xmlns:a16="http://schemas.microsoft.com/office/drawing/2014/main" xmlns:a1611="http://schemas.microsoft.com/office/drawing/2016/11/main" xmlns:dgm1612="http://schemas.microsoft.com/office/drawing/2016/12/diagram" xmlns:a16svg="http://schemas.microsoft.com/office/drawing/2016/SVG/main" xmlns:adec="http://schemas.microsoft.com/office/drawing/2017/decorative" xmlns:a18hc="http://schemas.microsoft.com/office/drawing/2018/hyperlinkcolor" xmlns:wp15="http://schemas.microsoft.com/office/word/2012/wordprocessingDrawing">
+<w:document xmlns:w="http://schemas.openxmlformats.org/wordprocessingml/2006/main" xmlns:m="http://schemas.openxmlformats.org/officeDocument/2006/math" xmlns:w14="http://schemas.microsoft.com/office/word/2010/wordml" xmlns:r="http://schemas.openxmlformats.org/officeDocument/2006/relationships" xmlns:wp="http://schemas.openxmlformats.org/drawingml/2006/wordprocessingDrawing" xmlns:a="http://schemas.openxmlformats.org/drawingml/2006/main" xmlns:wp14="http://schemas.microsoft.com/office/word/2010/wordprocessingDrawing" xmlns:w15="http://schemas.microsoft.com/office/word/2012/wordml" xmlns:mc="http://schemas.openxmlformats.org/markup-compatibility/2006" xmlns:a14="http://schemas.microsoft.com/office/drawing/2010/main" xmlns:sl="http://schemas.openxmlformats.org/schemaLibrary/2006/main" xmlns:wne="http://schemas.microsoft.com/office/word/2006/wordml" xmlns:c="http://schemas.openxmlformats.org/drawingml/2006/chart" xmlns:cdr="http://schemas.openxmlformats.org/drawingml/2006/chartDrawing" xmlns:c14="http://schemas.microsoft.com/office/drawing/2007/8/2/chart" xmlns:dgm="http://schemas.openxmlformats.org/drawingml/2006/diagram" xmlns:pic="http://schemas.openxmlformats.org/drawingml/2006/picture" xmlns:xdr="http://schemas.openxmlformats.org/drawingml/2006/spreadsheetDrawing" xmlns:dsp="http://schemas.microsoft.com/office/drawing/2008/diagram" xmlns:xvml="urn:schemas-microsoft-com:office:excel" xmlns:o="urn:schemas-microsoft-com:office:office" xmlns:v="urn:schemas-microsoft-com:vml" xmlns:w10="urn:schemas-microsoft-com:office:word" xmlns:pvml="urn:schemas-microsoft-com:office:powerpoint" xmlns:cppr="http://schemas.microsoft.com/office/2006/coverPageProps" xmlns:odx="http://opendope.org/xpaths" xmlns:odc="http://opendope.org/conditions" xmlns:odq="http://opendope.org/questions" xmlns:oda="http://opendope.org/answers" xmlns:odi="http://opendope.org/components" xmlns:odgm="http://opendope.org/SmartArt/DataHierarchy" xmlns:b="http://schemas.openxmlformats.org/officeDocument/2006/bibliography" xmlns:msink="http://schemas.microsoft.com/ink/2010/main" xmlns:cdr14="http://schemas.microsoft.com/office/drawing/2010/chartDrawing" xmlns:c15="http://schemas.microsoft.com/office/drawing/2012/chart" xmlns:cs="http://schemas.microsoft.com/office/drawing/2012/chartStyle" xmlns:ns38="http://www.w3.org/1998/Math/MathML" xmlns:ns39="http://www.w3.org/2003/InkML" xmlns:a13cmd="http://schemas.microsoft.com/office/drawing/2013/main/command" xmlns:cx="http://schemas.microsoft.com/office/drawing/2014/chartex" xmlns:c16="http://schemas.microsoft.com/office/drawing/2014/chart" xmlns:dgm1611="http://schemas.microsoft.com/office/drawing/2016/11/diagram" xmlns:c173="http://schemas.microsoft.com/office/drawing/2017/03/chart" xmlns:am3d="http://schemas.microsoft.com/office/drawing/2017/model3d" xmlns:an18="http://schemas.microsoft.com/office/drawing/2018/animation" xmlns:anam3d="http://schemas.microsoft.com/office/drawing/2018/animation/model3d" xmlns:iact="http://schemas.microsoft.com/office/powerpoint/2014/inkAction" xmlns:thm15="http://schemas.microsoft.com/office/thememl/2012/main" xmlns:wps="http://schemas.microsoft.com/office/word/2010/wordprocessingShape" xmlns:wpc="http://schemas.microsoft.com/office/word/2010/wordprocessingCanvas" xmlns:wpg="http://schemas.microsoft.com/office/word/2010/wordprocessingGroup" xmlns:w16se="http://schemas.microsoft.com/office/word/2015/wordml/symex" xmlns:w16cid="http://schemas.microsoft.com/office/word/2016/wordml/cid" xmlns:wetp="http://schemas.microsoft.com/office/webextensions/taskpanes/2010/11" xmlns:we="http://schemas.microsoft.com/office/webextensions/webextension/2010/11" xmlns:comp="http://schemas.openxmlformats.org/drawingml/2006/compatibility" xmlns:lc="http://schemas.openxmlformats.org/drawingml/2006/lockedCanvas" xmlns:dgm14="http://schemas.microsoft.com/office/drawing/2010/diagram" xmlns:a15="http://schemas.microsoft.com/office/drawing/2012/main" xmlns:pic14="http://schemas.microsoft.com/office/drawing/2010/picture" xmlns:c16ac="http://schemas.microsoft.com/office/drawing/2014/chart/ac" xmlns:a16="http://schemas.microsoft.com/office/drawing/2014/main" xmlns:a1611="http://schemas.microsoft.com/office/drawing/2016/11/main" xmlns:dgm1612="http://schemas.microsoft.com/office/drawing/2016/12/diagram" xmlns:a16svg="http://schemas.microsoft.com/office/drawing/2016/SVG/main" xmlns:adec="http://schemas.microsoft.com/office/drawing/2017/decorative" xmlns:a18hc="http://schemas.microsoft.com/office/drawing/2018/hyperlinkcolor" xmlns:wp15="http://schemas.microsoft.com/office/word/2012/wordprocessingDrawing">
   <w:body>
     <w:tbl>
       <w:tblPr>
@@ -875,7 +875,7 @@
 </file>
 
 <file path=word/styles.xml><?xml version="1.0" encoding="utf-8"?>
-<w:styles xmlns:w="http://schemas.openxmlformats.org/wordprocessingml/2006/main" xmlns:w14="http://schemas.microsoft.com/office/word/2010/wordml" xmlns:m="http://schemas.openxmlformats.org/officeDocument/2006/math" xmlns:r="http://schemas.openxmlformats.org/officeDocument/2006/relationships" xmlns:wp="http://schemas.openxmlformats.org/drawingml/2006/wordprocessingDrawing" xmlns:a="http://schemas.openxmlformats.org/drawingml/2006/main" xmlns:wp14="http://schemas.microsoft.com/office/word/2010/wordprocessingDrawing" xmlns:w15="http://schemas.microsoft.com/office/word/2012/wordml" xmlns:mc="http://schemas.openxmlformats.org/markup-compatibility/2006" xmlns:a14="http://schemas.microsoft.com/office/drawing/2010/main" xmlns:sl="http://schemas.openxmlformats.org/schemaLibrary/2006/main" xmlns:wne="http://schemas.microsoft.com/office/word/2006/wordml" xmlns:c="http://schemas.openxmlformats.org/drawingml/2006/chart" xmlns:cdr="http://schemas.openxmlformats.org/drawingml/2006/chartDrawing" xmlns:c14="http://schemas.microsoft.com/office/drawing/2007/8/2/chart" xmlns:dgm="http://schemas.openxmlformats.org/drawingml/2006/diagram" xmlns:pic="http://schemas.openxmlformats.org/drawingml/2006/picture" xmlns:xdr="http://schemas.openxmlformats.org/drawingml/2006/spreadsheetDrawing" xmlns:dsp="http://schemas.microsoft.com/office/drawing/2008/diagram" xmlns:xvml="urn:schemas-microsoft-com:office:excel" xmlns:o="urn:schemas-microsoft-com:office:office" xmlns:v="urn:schemas-microsoft-com:vml" xmlns:w10="urn:schemas-microsoft-com:office:word" xmlns:pvml="urn:schemas-microsoft-com:office:powerpoint" xmlns:cppr="http://schemas.microsoft.com/office/2006/coverPageProps" xmlns:odx="http://opendope.org/xpaths" xmlns:odc="http://opendope.org/conditions" xmlns:odq="http://opendope.org/questions" xmlns:oda="http://opendope.org/answers" xmlns:odi="http://opendope.org/components" xmlns:odgm="http://opendope.org/SmartArt/DataHierarchy" xmlns:b="http://schemas.openxmlformats.org/officeDocument/2006/bibliography" xmlns:msink="http://schemas.microsoft.com/ink/2010/main" xmlns:cdr14="http://schemas.microsoft.com/office/drawing/2010/chartDrawing" xmlns:c15="http://schemas.microsoft.com/office/drawing/2012/chart" xmlns:cs="http://schemas.microsoft.com/office/drawing/2012/chartStyle" xmlns:ns38="http://www.w3.org/1998/Math/MathML" xmlns:ns39="http://www.w3.org/2003/InkML" xmlns:a13cmd="http://schemas.microsoft.com/office/drawing/2013/main/command" xmlns:cx="http://schemas.microsoft.com/office/drawing/2014/chartex" xmlns:c16="http://schemas.microsoft.com/office/drawing/2014/chart" xmlns:dgm1611="http://schemas.microsoft.com/office/drawing/2016/11/diagram" xmlns:c173="http://schemas.microsoft.com/office/drawing/2017/03/chart" xmlns:am3d="http://schemas.microsoft.com/office/drawing/2017/model3d" xmlns:an18="http://schemas.microsoft.com/office/drawing/2018/animation" xmlns:anam3d="http://schemas.microsoft.com/office/drawing/2018/animation/model3d" xmlns:iact="http://schemas.microsoft.com/office/powerpoint/2014/inkAction" xmlns:thm15="http://schemas.microsoft.com/office/thememl/2012/main" xmlns:wps="http://schemas.microsoft.com/office/word/2010/wordprocessingShape" xmlns:wpc="http://schemas.microsoft.com/office/word/2010/wordprocessingCanvas" xmlns:wpg="http://schemas.microsoft.com/office/word/2010/wordprocessingGroup" xmlns:w16se="http://schemas.microsoft.com/office/word/2015/wordml/symex" xmlns:w16cid="http://schemas.microsoft.com/office/word/2016/wordml/cid" xmlns:wetp="http://schemas.microsoft.com/office/webextensions/taskpanes/2010/11" xmlns:we="http://schemas.microsoft.com/office/webextensions/webextension/2010/11" xmlns:comp="http://schemas.openxmlformats.org/drawingml/2006/compatibility" xmlns:lc="http://schemas.openxmlformats.org/drawingml/2006/lockedCanvas" xmlns:dgm14="http://schemas.microsoft.com/office/drawing/2010/diagram" xmlns:a15="http://schemas.microsoft.com/office/drawing/2012/main" xmlns:pic14="http://schemas.microsoft.com/office/drawing/2010/picture" xmlns:c16ac="http://schemas.microsoft.com/office/drawing/2014/chart/ac" xmlns:a16="http://schemas.microsoft.com/office/drawing/2014/main" xmlns:a1611="http://schemas.microsoft.com/office/drawing/2016/11/main" xmlns:dgm1612="http://schemas.microsoft.com/office/drawing/2016/12/diagram" xmlns:a16svg="http://schemas.microsoft.com/office/drawing/2016/SVG/main" xmlns:adec="http://schemas.microsoft.com/office/drawing/2017/decorative" xmlns:a18hc="http://schemas.microsoft.com/office/drawing/2018/hyperlinkcolor" xmlns:wp15="http://schemas.microsoft.com/office/word/2012/wordprocessingDrawing">
+<w:styles xmlns:w="http://schemas.openxmlformats.org/wordprocessingml/2006/main" xmlns:m="http://schemas.openxmlformats.org/officeDocument/2006/math" xmlns:w14="http://schemas.microsoft.com/office/word/2010/wordml" xmlns:r="http://schemas.openxmlformats.org/officeDocument/2006/relationships" xmlns:wp="http://schemas.openxmlformats.org/drawingml/2006/wordprocessingDrawing" xmlns:a="http://schemas.openxmlformats.org/drawingml/2006/main" xmlns:wp14="http://schemas.microsoft.com/office/word/2010/wordprocessingDrawing" xmlns:w15="http://schemas.microsoft.com/office/word/2012/wordml" xmlns:mc="http://schemas.openxmlformats.org/markup-compatibility/2006" xmlns:a14="http://schemas.microsoft.com/office/drawing/2010/main" xmlns:sl="http://schemas.openxmlformats.org/schemaLibrary/2006/main" xmlns:wne="http://schemas.microsoft.com/office/word/2006/wordml" xmlns:c="http://schemas.openxmlformats.org/drawingml/2006/chart" xmlns:cdr="http://schemas.openxmlformats.org/drawingml/2006/chartDrawing" xmlns:c14="http://schemas.microsoft.com/office/drawing/2007/8/2/chart" xmlns:dgm="http://schemas.openxmlformats.org/drawingml/2006/diagram" xmlns:pic="http://schemas.openxmlformats.org/drawingml/2006/picture" xmlns:xdr="http://schemas.openxmlformats.org/drawingml/2006/spreadsheetDrawing" xmlns:dsp="http://schemas.microsoft.com/office/drawing/2008/diagram" xmlns:xvml="urn:schemas-microsoft-com:office:excel" xmlns:o="urn:schemas-microsoft-com:office:office" xmlns:v="urn:schemas-microsoft-com:vml" xmlns:w10="urn:schemas-microsoft-com:office:word" xmlns:pvml="urn:schemas-microsoft-com:office:powerpoint" xmlns:cppr="http://schemas.microsoft.com/office/2006/coverPageProps" xmlns:odx="http://opendope.org/xpaths" xmlns:odc="http://opendope.org/conditions" xmlns:odq="http://opendope.org/questions" xmlns:oda="http://opendope.org/answers" xmlns:odi="http://opendope.org/components" xmlns:odgm="http://opendope.org/SmartArt/DataHierarchy" xmlns:b="http://schemas.openxmlformats.org/officeDocument/2006/bibliography" xmlns:msink="http://schemas.microsoft.com/ink/2010/main" xmlns:cdr14="http://schemas.microsoft.com/office/drawing/2010/chartDrawing" xmlns:c15="http://schemas.microsoft.com/office/drawing/2012/chart" xmlns:cs="http://schemas.microsoft.com/office/drawing/2012/chartStyle" xmlns:ns38="http://www.w3.org/1998/Math/MathML" xmlns:ns39="http://www.w3.org/2003/InkML" xmlns:a13cmd="http://schemas.microsoft.com/office/drawing/2013/main/command" xmlns:cx="http://schemas.microsoft.com/office/drawing/2014/chartex" xmlns:c16="http://schemas.microsoft.com/office/drawing/2014/chart" xmlns:dgm1611="http://schemas.microsoft.com/office/drawing/2016/11/diagram" xmlns:c173="http://schemas.microsoft.com/office/drawing/2017/03/chart" xmlns:am3d="http://schemas.microsoft.com/office/drawing/2017/model3d" xmlns:an18="http://schemas.microsoft.com/office/drawing/2018/animation" xmlns:anam3d="http://schemas.microsoft.com/office/drawing/2018/animation/model3d" xmlns:iact="http://schemas.microsoft.com/office/powerpoint/2014/inkAction" xmlns:thm15="http://schemas.microsoft.com/office/thememl/2012/main" xmlns:wps="http://schemas.microsoft.com/office/word/2010/wordprocessingShape" xmlns:wpc="http://schemas.microsoft.com/office/word/2010/wordprocessingCanvas" xmlns:wpg="http://schemas.microsoft.com/office/word/2010/wordprocessingGroup" xmlns:w16se="http://schemas.microsoft.com/office/word/2015/wordml/symex" xmlns:w16cid="http://schemas.microsoft.com/office/word/2016/wordml/cid" xmlns:wetp="http://schemas.microsoft.com/office/webextensions/taskpanes/2010/11" xmlns:we="http://schemas.microsoft.com/office/webextensions/webextension/2010/11" xmlns:comp="http://schemas.openxmlformats.org/drawingml/2006/compatibility" xmlns:lc="http://schemas.openxmlformats.org/drawingml/2006/lockedCanvas" xmlns:dgm14="http://schemas.microsoft.com/office/drawing/2010/diagram" xmlns:a15="http://schemas.microsoft.com/office/drawing/2012/main" xmlns:pic14="http://schemas.microsoft.com/office/drawing/2010/picture" xmlns:c16ac="http://schemas.microsoft.com/office/drawing/2014/chart/ac" xmlns:a16="http://schemas.microsoft.com/office/drawing/2014/main" xmlns:a1611="http://schemas.microsoft.com/office/drawing/2016/11/main" xmlns:dgm1612="http://schemas.microsoft.com/office/drawing/2016/12/diagram" xmlns:a16svg="http://schemas.microsoft.com/office/drawing/2016/SVG/main" xmlns:adec="http://schemas.microsoft.com/office/drawing/2017/decorative" xmlns:a18hc="http://schemas.microsoft.com/office/drawing/2018/hyperlinkcolor" xmlns:wp15="http://schemas.microsoft.com/office/word/2012/wordprocessingDrawing">
   <w:docDefaults>
     <w:rPrDefault>
       <w:rPr>
